--- a/cv/Charles_Forsyth_CV.docx
+++ b/cv/Charles_Forsyth_CV.docx
@@ -12,7 +12,7 @@
           <w:b/>
           <w:i w:val="0"/>
           <w:color w:val="1F3A5F"/>
-          <w:sz w:val="36"/>
+          <w:sz w:val="34"/>
         </w:rPr>
         <w:t>CHARLES (CHUCK) FORSYTH</w:t>
       </w:r>
@@ -62,7 +62,7 @@
     </w:p>
     <w:p>
       <w:pPr>
-        <w:spacing w:before="120" w:after="40"/>
+        <w:spacing w:before="100" w:after="40"/>
         <w:pBdr>
           <w:bottom w:val="single" w:sz="6" w:space="1" w:color="1F3A5F"/>
         </w:pBdr>
@@ -87,12 +87,12 @@
           <w:i w:val="0"/>
           <w:sz w:val="19"/>
         </w:rPr>
-        <w:t>Research computing and AI executive with 30+ years in technology, from Navy radar to high-performance computing to generative AI. As Director of Research Computing at UC Riverside, I run the cloud, cluster, storage, security and AI services behind about 1,000 researchers in 22 colleges and schools, and I still build the platforms myself, now with a team of AI agents. I led UCR's first-of-its-kind research partnership with Google Cloud, served as Co-PI on a $498K NSF CC* research storage award, and chaired the UC Research IT Committee across every UC campus. I have been building with AI since the GPT-2 and BERT era and shipped an LLM assistant for HPC users in 2023. The number I manage to is time to science.</w:t>
+        <w:t>Research computing and AI executive with 30+ years in technology, from Navy radar to high-performance computing to generative AI. As Director of Research Computing at UC Riverside, I run the cloud, cluster, storage, security and AI services behind about 1,000 researchers in 22 colleges and schools, and I still build the platforms myself, now with a team of AI agents. I led UCR's first-of-its-kind research partnership with Google Cloud, served as Co-PI on a $498K NSF CC* research storage award, and chaired the UC Research IT Committee across every UC campus. I have been building with AI since the GPT-2 era, running GPU jobs for it on the National Research Platform in 2020, and shipped an LLM assistant for HPC users in 2023. The number I manage to is time to science.</w:t>
       </w:r>
     </w:p>
     <w:p>
       <w:pPr>
-        <w:spacing w:before="120" w:after="40"/>
+        <w:spacing w:before="100" w:after="40"/>
         <w:pBdr>
           <w:bottom w:val="single" w:sz="6" w:space="1" w:color="1F3A5F"/>
         </w:pBdr>
@@ -189,7 +189,7 @@
     </w:p>
     <w:p>
       <w:pPr>
-        <w:spacing w:before="120" w:after="40"/>
+        <w:spacing w:before="100" w:after="40"/>
         <w:pBdr>
           <w:bottom w:val="single" w:sz="6" w:space="1" w:color="1F3A5F"/>
         </w:pBdr>
@@ -286,7 +286,7 @@
     </w:p>
     <w:p>
       <w:pPr>
-        <w:spacing w:before="120" w:after="40"/>
+        <w:spacing w:before="100" w:after="40"/>
         <w:pBdr>
           <w:bottom w:val="single" w:sz="6" w:space="1" w:color="1F3A5F"/>
         </w:pBdr>
@@ -413,7 +413,7 @@
         <w:rPr>
           <w:sz w:val="18"/>
         </w:rPr>
-        <w:t>Direct a team of AI agents shipping production software under written specs, test gates and human approval.</w:t>
+        <w:t>Direct a team of AI agents shipping production software under written specs, test gates and human approval (Directed Agentic Engineering).</w:t>
       </w:r>
     </w:p>
     <w:p>
@@ -426,7 +426,7 @@
         <w:rPr>
           <w:sz w:val="18"/>
         </w:rPr>
-        <w:t>Data security plans and secure enclaves for P3/P4 and CMMC research with the Information Security Office; built ursa-dsp to triage, lint and assemble plans.</w:t>
+        <w:t>Data security plans and secure enclaves for P3/P4 and CMMC research with the ISO.</w:t>
       </w:r>
     </w:p>
     <w:p>
@@ -516,6 +516,19 @@
           <w:sz w:val="18"/>
         </w:rPr>
         <w:t>Proxy for the CIO and CTO in academic senate technology discussions; supervised technical staff and set fiscal, HR and resource allocation policy.</w:t>
+      </w:r>
+    </w:p>
+    <w:p>
+      <w:pPr>
+        <w:pStyle w:val="ListBullet"/>
+        <w:spacing w:before="0" w:after="10"/>
+        <w:ind w:left="317" w:hanging="230"/>
+      </w:pPr>
+      <w:r>
+        <w:rPr>
+          <w:sz w:val="18"/>
+        </w:rPr>
+        <w:t>Brought UCR researchers onto National Research Platform GPUs: TensorFlow, PyTorch and GPT-2 jobs (2019-2020).</w:t>
       </w:r>
     </w:p>
     <w:p>
@@ -842,7 +855,7 @@
     </w:p>
     <w:p>
       <w:pPr>
-        <w:spacing w:before="120" w:after="40"/>
+        <w:spacing w:before="100" w:after="40"/>
         <w:pBdr>
           <w:bottom w:val="single" w:sz="6" w:space="1" w:color="1F3A5F"/>
         </w:pBdr>
@@ -974,7 +987,7 @@
         <w:rPr>
           <w:sz w:val="18"/>
         </w:rPr>
-        <w:t>audit engine for hundreds of Google Cloud projects: security risk, idle resources, AI spend.</w:t>
+        <w:t>audit engine for hundreds of Google Cloud projects.</w:t>
       </w:r>
     </w:p>
     <w:p>
@@ -988,18 +1001,18 @@
           <w:b/>
           <w:sz w:val="18"/>
         </w:rPr>
-        <w:t xml:space="preserve">Ursa Major Ask (2023) and uma (2024): </w:t>
+        <w:t xml:space="preserve">Ursa Major Ask (2023), uma (2024), HPC Job Gallery (2026): </w:t>
       </w:r>
       <w:r>
         <w:rPr>
           <w:sz w:val="18"/>
         </w:rPr>
-        <w:t>early LLM assistant for HPC users, then an LLM in the Linux shell.</w:t>
+        <w:t>early LLM assistant for HPC users; an LLM in the Linux shell; 49 tested Slurm workflows across seven colleges.</w:t>
       </w:r>
     </w:p>
     <w:p>
       <w:pPr>
-        <w:spacing w:before="120" w:after="40"/>
+        <w:spacing w:before="100" w:after="40"/>
         <w:pBdr>
           <w:bottom w:val="single" w:sz="6" w:space="1" w:color="1F3A5F"/>
         </w:pBdr>
@@ -1037,25 +1050,12 @@
         <w:rPr>
           <w:sz w:val="18"/>
         </w:rPr>
-        <w:t>Co-Chair, UCR Visualization Laboratory Steering Committee (2019-present)</w:t>
+        <w:t>Co-Chair, UCR Visualization Lab Steering Committee; UCR representative to CaRCC, CASC and ACI-REF; research collaborator, Pacific Research Platform (2017-present)</w:t>
       </w:r>
     </w:p>
     <w:p>
       <w:pPr>
-        <w:pStyle w:val="ListBullet"/>
-        <w:spacing w:before="0" w:after="10"/>
-        <w:ind w:left="317" w:hanging="230"/>
-      </w:pPr>
-      <w:r>
-        <w:rPr>
-          <w:sz w:val="18"/>
-        </w:rPr>
-        <w:t>UCR representative: Campus Research Computing Consortium (CaRCC), Coalition for Academic Scientific Computation (CASC), ACI-REF; research collaborator, Pacific Research Platform</w:t>
-      </w:r>
-    </w:p>
-    <w:p>
-      <w:pPr>
-        <w:spacing w:before="120" w:after="40"/>
+        <w:spacing w:before="100" w:after="40"/>
         <w:pBdr>
           <w:bottom w:val="single" w:sz="6" w:space="1" w:color="1F3A5F"/>
         </w:pBdr>
@@ -1106,12 +1106,12 @@
         <w:rPr>
           <w:sz w:val="18"/>
         </w:rPr>
-        <w:t>Taught Linux and HPCC Cluster Intro, Introduction to Python and HPCC AWS Clusters at UCR (2017-2019)</w:t>
+        <w:t>Taught Linux, Python and AWS HPC clusters at UCR (2017-2019); NRP Nautilus researcher guide, 8 articles (2026)</w:t>
       </w:r>
     </w:p>
     <w:p>
       <w:pPr>
-        <w:spacing w:before="120" w:after="40"/>
+        <w:spacing w:before="100" w:after="40"/>
         <w:pBdr>
           <w:bottom w:val="single" w:sz="6" w:space="1" w:color="1F3A5F"/>
         </w:pBdr>
@@ -1134,56 +1134,9 @@
       </w:pPr>
       <w:r>
         <w:rPr>
-          <w:b/>
           <w:sz w:val="18"/>
         </w:rPr>
-        <w:t xml:space="preserve">B.S., Information Technology, </w:t>
-      </w:r>
-      <w:r>
-        <w:rPr>
-          <w:sz w:val="18"/>
-        </w:rPr>
-        <w:t>Purdue University Global, 2015. GPA 3.89, three honor societies.</w:t>
-      </w:r>
-    </w:p>
-    <w:p>
-      <w:pPr>
-        <w:pStyle w:val="ListBullet"/>
-        <w:spacing w:before="0" w:after="10"/>
-        <w:ind w:left="317" w:hanging="230"/>
-      </w:pPr>
-      <w:r>
-        <w:rPr>
-          <w:b/>
-          <w:sz w:val="18"/>
-        </w:rPr>
-        <w:t xml:space="preserve">Networking and Technical Support Specialist, </w:t>
-      </w:r>
-      <w:r>
-        <w:rPr>
-          <w:sz w:val="18"/>
-        </w:rPr>
-        <w:t>Ridley-Lowell Institute, 2011. GPA 4.0, top of class.</w:t>
-      </w:r>
-    </w:p>
-    <w:p>
-      <w:pPr>
-        <w:pStyle w:val="ListBullet"/>
-        <w:spacing w:before="0" w:after="10"/>
-        <w:ind w:left="317" w:hanging="230"/>
-      </w:pPr>
-      <w:r>
-        <w:rPr>
-          <w:b/>
-          <w:sz w:val="18"/>
-        </w:rPr>
-        <w:t xml:space="preserve">Advanced Electronics Technology, </w:t>
-      </w:r>
-      <w:r>
-        <w:rPr>
-          <w:sz w:val="18"/>
-        </w:rPr>
-        <w:t>United States Navy, 1997.</w:t>
+        <w:t>B.S., Information Technology, Purdue University Global, 2015 (GPA 3.89); Networking and Technical Support Specialist, Ridley-Lowell Institute, 2011 (GPA 4.0); Advanced Electronics Technology, U.S. Navy, 1997.</w:t>
       </w:r>
     </w:p>
     <w:p>
@@ -1203,12 +1156,12 @@
         <w:rPr>
           <w:sz w:val="18"/>
         </w:rPr>
-        <w:t>PBS Professional Administrator (Altair); Mellanox InfiniBand Professional; EMC Isilon Administration; Kubernetes: Cloud Native Ecosystem; Project Management Foundations (PMI).</w:t>
+        <w:t>PBS Professional (Altair), Mellanox InfiniBand, EMC Isilon, Kubernetes, PMI Project Management Foundations.</w:t>
       </w:r>
     </w:p>
     <w:sectPr>
       <w:pgSz w:w="12240" w:h="15840"/>
-      <w:pgMar w:top="720" w:right="864" w:bottom="720" w:left="864" w:header="720" w:footer="720" w:gutter="0"/>
+      <w:pgMar w:top="648" w:right="864" w:bottom="648" w:left="864" w:header="720" w:footer="720" w:gutter="0"/>
       <w:cols w:space="720"/>
       <w:docGrid w:linePitch="360"/>
     </w:sectPr>

--- a/cv/Charles_Forsyth_CV.docx
+++ b/cv/Charles_Forsyth_CV.docx
@@ -87,7 +87,7 @@
           <w:i w:val="0"/>
           <w:sz w:val="19"/>
         </w:rPr>
-        <w:t>Research computing and AI executive with 30+ years in technology, from Navy radar to high-performance computing to generative AI. As Director of Research Computing at UC Riverside, I run the cloud, cluster, storage, security and AI services behind about 1,000 researchers in 22 colleges and schools, and I still build the platforms myself, now with a team of AI agents. I led UCR's first-of-its-kind research partnership with Google Cloud, served as Co-PI on a $498K NSF CC* research storage award, and chaired the UC Research IT Committee across every UC campus. I have been building with AI since the GPT-2 era, running GPU jobs for it on the National Research Platform in 2020, and shipped an LLM assistant for HPC users in 2023. The number I manage to is time to science.</w:t>
+        <w:t>Research computing and AI executive with 30+ years in technology, from Navy radar to high-performance computing to generative AI. As Director of Research Computing at UC Riverside, I lead a matrix team of about 20 across ITS and the colleges and run the cloud, cluster, storage, security and AI services behind about 1,000 researchers in 22 colleges and schools, and I still build the platforms myself, now with a team of AI agents. I led UCR's first-of-its-kind research partnership with Google Cloud, served as Co-PI on a $498K NSF CC* research storage award, and chaired the UC Research IT Committee across every UC campus. I have been building with AI since the GPT-2 era, running GPU jobs for it on the National Research Platform in 2020, and shipped an LLM assistant for HPC users in 2023. The number I manage to is time to science.</w:t>
       </w:r>
     </w:p>
     <w:p>
@@ -178,13 +178,13 @@
           <w:b/>
           <w:sz w:val="18"/>
         </w:rPr>
-        <w:t xml:space="preserve">Systemwide leadership: </w:t>
+        <w:t xml:space="preserve">Campus and systemwide leadership: </w:t>
       </w:r>
       <w:r>
         <w:rPr>
           <w:sz w:val="18"/>
         </w:rPr>
-        <w:t>Chair of the UC Research IT Committee (2022-2024) after a year as Vice Chair, uniting research IT leaders from every UC campus.</w:t>
+        <w:t>founded and lead UCR Research IT Leaders; Research Advisory Board and Academic Senate research committee; Chair of the UC Research IT Committee (2022-2024), uniting research IT leaders from every UC campus.</w:t>
       </w:r>
     </w:p>
     <w:p>
@@ -348,7 +348,7 @@
           <w:i w:val="0"/>
           <w:sz w:val="19"/>
         </w:rPr>
-        <w:t>Lead research computing strategy, services and AI for UCR's research enterprise: about 1,000 researchers in 22 colleges and schools.</w:t>
+        <w:t>Lead research computing strategy, services and AI for about 1,000 researchers in 22 colleges and schools through a matrix team of about 20: direct reports and student staff, the ITS systems team (dotted line for research) and research IT staff in colleges, centers and units across campus.</w:t>
       </w:r>
     </w:p>
     <w:p>
@@ -413,19 +413,6 @@
         <w:rPr>
           <w:sz w:val="18"/>
         </w:rPr>
-        <w:t>Direct a team of AI agents shipping production software under written specs, test gates and human approval (Directed Agentic Engineering).</w:t>
-      </w:r>
-    </w:p>
-    <w:p>
-      <w:pPr>
-        <w:pStyle w:val="ListBullet"/>
-        <w:spacing w:before="0" w:after="10"/>
-        <w:ind w:left="317" w:hanging="230"/>
-      </w:pPr>
-      <w:r>
-        <w:rPr>
-          <w:sz w:val="18"/>
-        </w:rPr>
         <w:t>Data security plans and secure enclaves for P3/P4 and CMMC research with the ISO.</w:t>
       </w:r>
     </w:p>
@@ -439,7 +426,20 @@
         <w:rPr>
           <w:sz w:val="18"/>
         </w:rPr>
-        <w:t>Chair, UCR Research IT Leaders; NSF ACCESS and NAIRR advocate; grant strategy.</w:t>
+        <w:t>Founded and lead UCR Research IT Leaders, which coordinates research IT across campus; serve on the Research Advisory Board and the Academic Senate research committee.</w:t>
+      </w:r>
+    </w:p>
+    <w:p>
+      <w:pPr>
+        <w:pStyle w:val="ListBullet"/>
+        <w:spacing w:before="0" w:after="10"/>
+        <w:ind w:left="317" w:hanging="230"/>
+      </w:pPr>
+      <w:r>
+        <w:rPr>
+          <w:sz w:val="18"/>
+        </w:rPr>
+        <w:t>Official UCR PI status (2024); grant strategy; ship software with a team of AI agents under written specs, test gates and human approval.</w:t>
       </w:r>
     </w:p>
     <w:p>
@@ -1007,7 +1007,7 @@
         <w:rPr>
           <w:sz w:val="18"/>
         </w:rPr>
-        <w:t>early LLM assistant for HPC users; an LLM in the Linux shell; 49 tested Slurm workflows across seven colleges.</w:t>
+        <w:t>early LLM tools for HPC users; 49 tested Slurm workflows.</w:t>
       </w:r>
     </w:p>
     <w:p>

--- a/cv/Charles_Forsyth_CV.docx
+++ b/cv/Charles_Forsyth_CV.docx
@@ -374,7 +374,7 @@
         <w:rPr>
           <w:sz w:val="18"/>
         </w:rPr>
-        <w:t>Co-PI of NSF CC* 2346636 (CephRDS, 2.09 PB usable); six science driver labs migrated, 422 TB federated to the National Research Platform.</w:t>
+        <w:t>Wrote NSF CC* proposal 2346636 and its budget (Co-PI); designed CephRDS (2.09 PB usable) and its cost recovery model; six science driver labs migrated, 422 TB federated to the National Research Platform.</w:t>
       </w:r>
     </w:p>
     <w:p>
@@ -502,20 +502,7 @@
         <w:rPr>
           <w:sz w:val="18"/>
         </w:rPr>
-        <w:t>Lead systems architect for research computation, advanced statistical computing and network interoperability with the campus Science DMZ.</w:t>
-      </w:r>
-    </w:p>
-    <w:p>
-      <w:pPr>
-        <w:pStyle w:val="ListBullet"/>
-        <w:spacing w:before="0" w:after="10"/>
-        <w:ind w:left="317" w:hanging="230"/>
-      </w:pPr>
-      <w:r>
-        <w:rPr>
-          <w:sz w:val="18"/>
-        </w:rPr>
-        <w:t>Proxy for the CIO and CTO in academic senate technology discussions; supervised technical staff and set fiscal, HR and resource allocation policy.</w:t>
+        <w:t>Lead systems architect for research computation and the campus Science DMZ; proxy for the CIO and CTO with the academic senate; supervised technical staff.</w:t>
       </w:r>
     </w:p>
     <w:p>
@@ -641,7 +628,20 @@
           <w:color w:val="444444"/>
           <w:sz w:val="19"/>
         </w:rPr>
-        <w:t>University of California, Riverside, Riverside, CA</w:t>
+        <w:t>UC Riverside, High Performance Computing Center (HPCC), Riverside, CA</w:t>
+      </w:r>
+    </w:p>
+    <w:p>
+      <w:pPr>
+        <w:pStyle w:val="ListBullet"/>
+        <w:spacing w:before="0" w:after="10"/>
+        <w:ind w:left="317" w:hanging="230"/>
+      </w:pPr>
+      <w:r>
+        <w:rPr>
+          <w:sz w:val="18"/>
+        </w:rPr>
+        <w:t>Rebuilt the HPCC campus cluster and the server room it runs in, including new power and cooling; moved configuration management to Ansible and set up PXE bare-metal provisioning.</w:t>
       </w:r>
     </w:p>
     <w:p>

--- a/cv/Charles_Forsyth_CV.docx
+++ b/cv/Charles_Forsyth_CV.docx
@@ -62,7 +62,7 @@
     </w:p>
     <w:p>
       <w:pPr>
-        <w:spacing w:before="100" w:after="40"/>
+        <w:spacing w:before="80" w:after="40"/>
         <w:pBdr>
           <w:bottom w:val="single" w:sz="6" w:space="1" w:color="1F3A5F"/>
         </w:pBdr>
@@ -92,7 +92,7 @@
     </w:p>
     <w:p>
       <w:pPr>
-        <w:spacing w:before="100" w:after="40"/>
+        <w:spacing w:before="80" w:after="40"/>
         <w:pBdr>
           <w:bottom w:val="single" w:sz="6" w:space="1" w:color="1F3A5F"/>
         </w:pBdr>
@@ -189,7 +189,7 @@
     </w:p>
     <w:p>
       <w:pPr>
-        <w:spacing w:before="100" w:after="40"/>
+        <w:spacing w:before="80" w:after="40"/>
         <w:pBdr>
           <w:bottom w:val="single" w:sz="6" w:space="1" w:color="1F3A5F"/>
         </w:pBdr>
@@ -286,7 +286,7 @@
     </w:p>
     <w:p>
       <w:pPr>
-        <w:spacing w:before="100" w:after="40"/>
+        <w:spacing w:before="80" w:after="40"/>
         <w:pBdr>
           <w:bottom w:val="single" w:sz="6" w:space="1" w:color="1F3A5F"/>
         </w:pBdr>
@@ -667,7 +667,7 @@
         <w:rPr>
           <w:sz w:val="18"/>
         </w:rPr>
-        <w:t>XSEDE Campus Champion: connected UCR researchers and students to NSF supercomputing centers and national laboratories.</w:t>
+        <w:t>Taught 19 HPCC workshops (2017-2019; sole instructor on 10) and wrote the four training decks.</w:t>
       </w:r>
     </w:p>
     <w:p>
@@ -680,7 +680,7 @@
         <w:rPr>
           <w:sz w:val="18"/>
         </w:rPr>
-        <w:t>UCR representative to the UC Research IT Committee and to CaRCC.</w:t>
+        <w:t>XSEDE Campus Champion connecting UCR to NSF supercomputing centers; UCR representative to the UC Research IT Committee and CaRCC.</w:t>
       </w:r>
     </w:p>
     <w:p>
@@ -855,7 +855,7 @@
     </w:p>
     <w:p>
       <w:pPr>
-        <w:spacing w:before="100" w:after="40"/>
+        <w:spacing w:before="80" w:after="40"/>
         <w:pBdr>
           <w:bottom w:val="single" w:sz="6" w:space="1" w:color="1F3A5F"/>
         </w:pBdr>
@@ -1012,7 +1012,7 @@
     </w:p>
     <w:p>
       <w:pPr>
-        <w:spacing w:before="100" w:after="40"/>
+        <w:spacing w:before="80" w:after="40"/>
         <w:pBdr>
           <w:bottom w:val="single" w:sz="6" w:space="1" w:color="1F3A5F"/>
         </w:pBdr>
@@ -1055,7 +1055,7 @@
     </w:p>
     <w:p>
       <w:pPr>
-        <w:spacing w:before="100" w:after="40"/>
+        <w:spacing w:before="80" w:after="40"/>
         <w:pBdr>
           <w:bottom w:val="single" w:sz="6" w:space="1" w:color="1F3A5F"/>
         </w:pBdr>
@@ -1106,12 +1106,12 @@
         <w:rPr>
           <w:sz w:val="18"/>
         </w:rPr>
-        <w:t>Taught Linux, Python and AWS HPC clusters at UCR (2017-2019); NRP Nautilus researcher guide, 8 articles (2026)</w:t>
+        <w:t>Taught 19 HPCC workshops at UCR (2017-2019): Linux, cluster, Python and AWS HPC; NRP Nautilus researcher guide, 8 articles (2026)</w:t>
       </w:r>
     </w:p>
     <w:p>
       <w:pPr>
-        <w:spacing w:before="100" w:after="40"/>
+        <w:spacing w:before="80" w:after="40"/>
         <w:pBdr>
           <w:bottom w:val="single" w:sz="6" w:space="1" w:color="1F3A5F"/>
         </w:pBdr>
@@ -1161,7 +1161,7 @@
     </w:p>
     <w:sectPr>
       <w:pgSz w:w="12240" w:h="15840"/>
-      <w:pgMar w:top="648" w:right="864" w:bottom="648" w:left="864" w:header="720" w:footer="720" w:gutter="0"/>
+      <w:pgMar w:top="605" w:right="864" w:bottom="605" w:left="864" w:header="720" w:footer="720" w:gutter="0"/>
       <w:cols w:space="720"/>
       <w:docGrid w:linePitch="360"/>
     </w:sectPr>

--- a/cv/Charles_Forsyth_CV.docx
+++ b/cv/Charles_Forsyth_CV.docx
@@ -654,7 +654,7 @@
         <w:rPr>
           <w:sz w:val="18"/>
         </w:rPr>
-        <w:t>Architected, installed, administered and supported UCR's campus HPC systems; built and ran on-demand HPC clusters in AWS.</w:t>
+        <w:t>Built the HPCC Cloud Service (2017-2018): lab-private HPC clusters in AWS created from the HPCC cluster with hpcc_cloud, a cfnCluster wrapper I wrote; 130 commits to the cluster's software modules.</w:t>
       </w:r>
     </w:p>
     <w:p>
